--- a/data/outputs/v2/Grade11/Biology/Lesson_Plans/SS3.1_Reproduction_in_Animals/Biology_Reproduction_in_Animals_FinalExplanation_TeacherKey.docx
+++ b/data/outputs/v2/Grade11/Biology/Lesson_Plans/SS3.1_Reproduction_in_Animals/Biology_Reproduction_in_Animals_FinalExplanation_TeacherKey.docx
@@ -1826,7 +1826,7 @@
         </w:rPr>
         <w:t xml:space="preserve">© 2026 SeaVuria and ARES. This work is licensed under a </w:t>
       </w:r>
-      <w:hyperlink w:history="1" r:id="rIdlnyvoz3fs5t-eb3b1ijuo">
+      <w:hyperlink w:history="1" r:id="rIdpueypjqwcimdrgvrgtpri">
         <w:r>
           <w:rPr>
             <w:rFonts w:ascii="Arial" w:cs="Arial" w:eastAsia="Arial" w:hAnsi="Arial"/>
@@ -1846,7 +1846,7 @@
         </w:rPr>
         <w:t xml:space="preserve"> (</w:t>
       </w:r>
-      <w:hyperlink w:history="1" r:id="rIdcgj7vou_m42mlr18f3qcd">
+      <w:hyperlink w:history="1" r:id="rIdghk5gvfvmaeitvt7ditzd">
         <w:r>
           <w:rPr>
             <w:rFonts w:ascii="Arial" w:cs="Arial" w:eastAsia="Arial" w:hAnsi="Arial"/>
@@ -1866,7 +1866,7 @@
         </w:rPr>
         <w:t xml:space="preserve">). To view a copy of this license, visit </w:t>
       </w:r>
-      <w:hyperlink w:history="1" r:id="rIdgon4v6jb8ce-hezkxm-8p">
+      <w:hyperlink w:history="1" r:id="rId4ktidtp7qip0re118eb3b">
         <w:r>
           <w:rPr>
             <w:rFonts w:ascii="Arial" w:cs="Arial" w:eastAsia="Arial" w:hAnsi="Arial"/>

--- a/data/outputs/v2/Grade11/Biology/Lesson_Plans/SS3.1_Reproduction_in_Animals/Biology_Reproduction_in_Animals_FinalExplanation_TeacherKey.docx
+++ b/data/outputs/v2/Grade11/Biology/Lesson_Plans/SS3.1_Reproduction_in_Animals/Biology_Reproduction_in_Animals_FinalExplanation_TeacherKey.docx
@@ -1826,7 +1826,7 @@
         </w:rPr>
         <w:t xml:space="preserve">© 2026 SeaVuria and ARES. This work is licensed under a </w:t>
       </w:r>
-      <w:hyperlink w:history="1" r:id="rIdpueypjqwcimdrgvrgtpri">
+      <w:hyperlink w:history="1" r:id="rIduxpfq6bd8owm9ple3ckq9">
         <w:r>
           <w:rPr>
             <w:rFonts w:ascii="Arial" w:cs="Arial" w:eastAsia="Arial" w:hAnsi="Arial"/>
@@ -1846,7 +1846,7 @@
         </w:rPr>
         <w:t xml:space="preserve"> (</w:t>
       </w:r>
-      <w:hyperlink w:history="1" r:id="rIdghk5gvfvmaeitvt7ditzd">
+      <w:hyperlink w:history="1" r:id="rIdd7jhr8hwo7c3pti78xr5s">
         <w:r>
           <w:rPr>
             <w:rFonts w:ascii="Arial" w:cs="Arial" w:eastAsia="Arial" w:hAnsi="Arial"/>
@@ -1866,7 +1866,7 @@
         </w:rPr>
         <w:t xml:space="preserve">). To view a copy of this license, visit </w:t>
       </w:r>
-      <w:hyperlink w:history="1" r:id="rId4ktidtp7qip0re118eb3b">
+      <w:hyperlink w:history="1" r:id="rIdythtapob5c9l3olusqily">
         <w:r>
           <w:rPr>
             <w:rFonts w:ascii="Arial" w:cs="Arial" w:eastAsia="Arial" w:hAnsi="Arial"/>

--- a/data/outputs/v2/Grade11/Biology/Lesson_Plans/SS3.1_Reproduction_in_Animals/Biology_Reproduction_in_Animals_FinalExplanation_TeacherKey.docx
+++ b/data/outputs/v2/Grade11/Biology/Lesson_Plans/SS3.1_Reproduction_in_Animals/Biology_Reproduction_in_Animals_FinalExplanation_TeacherKey.docx
@@ -1826,7 +1826,7 @@
         </w:rPr>
         <w:t xml:space="preserve">© 2026 SeaVuria and ARES. This work is licensed under a </w:t>
       </w:r>
-      <w:hyperlink w:history="1" r:id="rIduxpfq6bd8owm9ple3ckq9">
+      <w:hyperlink w:history="1" r:id="rIdoowrpaqnb1e3anui-eqe3">
         <w:r>
           <w:rPr>
             <w:rFonts w:ascii="Arial" w:cs="Arial" w:eastAsia="Arial" w:hAnsi="Arial"/>
@@ -1846,7 +1846,7 @@
         </w:rPr>
         <w:t xml:space="preserve"> (</w:t>
       </w:r>
-      <w:hyperlink w:history="1" r:id="rIdd7jhr8hwo7c3pti78xr5s">
+      <w:hyperlink w:history="1" r:id="rId1q_gitvdftrdlsom-a3dr">
         <w:r>
           <w:rPr>
             <w:rFonts w:ascii="Arial" w:cs="Arial" w:eastAsia="Arial" w:hAnsi="Arial"/>
@@ -1866,7 +1866,7 @@
         </w:rPr>
         <w:t xml:space="preserve">). To view a copy of this license, visit </w:t>
       </w:r>
-      <w:hyperlink w:history="1" r:id="rIdythtapob5c9l3olusqily">
+      <w:hyperlink w:history="1" r:id="rIdb7xzjzwfuz7v5ocvyjwck">
         <w:r>
           <w:rPr>
             <w:rFonts w:ascii="Arial" w:cs="Arial" w:eastAsia="Arial" w:hAnsi="Arial"/>

--- a/data/outputs/v2/Grade11/Biology/Lesson_Plans/SS3.1_Reproduction_in_Animals/Biology_Reproduction_in_Animals_FinalExplanation_TeacherKey.docx
+++ b/data/outputs/v2/Grade11/Biology/Lesson_Plans/SS3.1_Reproduction_in_Animals/Biology_Reproduction_in_Animals_FinalExplanation_TeacherKey.docx
@@ -1826,7 +1826,7 @@
         </w:rPr>
         <w:t xml:space="preserve">© 2026 SeaVuria and ARES. This work is licensed under a </w:t>
       </w:r>
-      <w:hyperlink w:history="1" r:id="rIdoowrpaqnb1e3anui-eqe3">
+      <w:hyperlink w:history="1" r:id="rIdqkfz1g_rwwgsmb0w_gugg">
         <w:r>
           <w:rPr>
             <w:rFonts w:ascii="Arial" w:cs="Arial" w:eastAsia="Arial" w:hAnsi="Arial"/>
@@ -1846,7 +1846,7 @@
         </w:rPr>
         <w:t xml:space="preserve"> (</w:t>
       </w:r>
-      <w:hyperlink w:history="1" r:id="rId1q_gitvdftrdlsom-a3dr">
+      <w:hyperlink w:history="1" r:id="rIdn6ol3cexncowwcxlwap5s">
         <w:r>
           <w:rPr>
             <w:rFonts w:ascii="Arial" w:cs="Arial" w:eastAsia="Arial" w:hAnsi="Arial"/>
@@ -1866,7 +1866,7 @@
         </w:rPr>
         <w:t xml:space="preserve">). To view a copy of this license, visit </w:t>
       </w:r>
-      <w:hyperlink w:history="1" r:id="rIdb7xzjzwfuz7v5ocvyjwck">
+      <w:hyperlink w:history="1" r:id="rId6d-42ihcuk157vfsx8a9k">
         <w:r>
           <w:rPr>
             <w:rFonts w:ascii="Arial" w:cs="Arial" w:eastAsia="Arial" w:hAnsi="Arial"/>

--- a/data/outputs/v2/Grade11/Biology/Lesson_Plans/SS3.1_Reproduction_in_Animals/Biology_Reproduction_in_Animals_FinalExplanation_TeacherKey.docx
+++ b/data/outputs/v2/Grade11/Biology/Lesson_Plans/SS3.1_Reproduction_in_Animals/Biology_Reproduction_in_Animals_FinalExplanation_TeacherKey.docx
@@ -95,7 +95,7 @@
                 <w:sz w:val="22"/>
                 <w:szCs w:val="22"/>
               </w:rPr>
-              <w:t xml:space="preserve">FINAL EXPLANATION: BIOLOGY GRADE 11: REPRODUCTION IN ANIMALS (SUB-STRAND 3.1) – FINAL EXPLANATION</w:t>
+              <w:t xml:space="preserve">FINAL EXPLANATION: BIOLOGY GRADE 11: REPRODUCTION IN ANIMALS (SUB-STRAND 3.1) FINAL EXPLANATION</w:t>
             </w:r>
           </w:p>
         </w:tc>
@@ -224,7 +224,7 @@
                 <w:sz w:val="18"/>
                 <w:szCs w:val="18"/>
               </w:rPr>
-              <w:t xml:space="preserve">Driving question: How do different animals ensure successful fertilisation and development of offspring, and how can science assist when human reproduction fails? Use what you observed and learned in Lessons 1 to 7 to write your Final Explanation. Answer each prompt in the space below it, using full sentences and the correct scientific words. Refer to the frogs near Kisumu and the Lake Victoria wetlands, the hen, the cow and the IVF stories you met in Lesson 1. Give evidence from your class work, such as the dissection or annotated photographs, the sperm and ovum slides or charts, the hormone graphs, the animations, the case studies and the debate. Your answers will also form part of your portfolio or poster and your position paper on reproductive biotechnology.</w:t>
+              <w:t xml:space="preserve">Driving question: How do different animals ensure successful fertilisation and development of offspring, and how can science assist when human reproduction fails? Use what you observed and learned in Lessons 1 to 7 to write your Final Explanation. Answer each prompt in the space below it, using full sentences. Support every claim with evidence from our lessons: the frogs near Kisumu and Lake Victoria wetlands, the hens, the cows, the dissected small mammal, the sperm and ovum slides, the hormone graphs, the animations, the case studies and the debate. Use the correct scientific terms. You may add labelled drawings or flowcharts where they help your explanation. Write in your own words.</w:t>
             </w:r>
           </w:p>
         </w:tc>
@@ -285,7 +285,7 @@
                 <w:sz w:val="22"/>
                 <w:szCs w:val="22"/>
               </w:rPr>
-              <w:t xml:space="preserve">Part 1: Frogs, Hens and Cows – Many Ways to One Goal</w:t>
+              <w:t xml:space="preserve">Part 1: Frogs, Hens and Cows - Different Strategies, One Goal</w:t>
             </w:r>
           </w:p>
         </w:tc>
@@ -319,7 +319,7 @@
                 <w:sz w:val="18"/>
                 <w:szCs w:val="18"/>
               </w:rPr>
-              <w:t xml:space="preserve">Frogs near Kisumu release thousands of jelly-covered eggs into water. A hen lays hard-shelled eggs on land. A cow gives birth to one live calf. (a) Explain where fertilisation takes place in the frog, the hen and the cow, and name the type of fertilisation in each. (b) Use the terms oviparous and viviparous to describe how the young of the frog, hen and cow develop. Then explain what ovoviviparous means, using an example from your classification charts. (c) Explain why the frog needs thousands of eggs but the cow produces one calf. Think about the site of fertilisation, losses of eggs and young, and parental care.</w:t>
+              <w:t xml:space="preserve">Frogs near Kisumu release thousands of jelly-covered eggs into water, hens lay hard-shelled eggs on land, and cows give birth to one live calf. (a) Name the type of fertilisation each animal uses and say where it happens. (b) Classify the hen, the cow, a fish or frog, and a snake as oviparous, viviparous or ovoviviparous, and say how the groups differ. (c) Use evidence from Lesson 1 to explain why frogs need thousands of eggs while a cow produces one calf.</w:t>
             </w:r>
           </w:p>
         </w:tc>
@@ -351,7 +351,7 @@
                 <w:sz w:val="18"/>
                 <w:szCs w:val="18"/>
               </w:rPr>
-              <w:t xml:space="preserve">(a) In frogs (and fish such as tilapia), the female releases eggs into the water and the male releases sperm over them, so fertilisation happens outside the body. This is external fertilisation. It needs water so that sperm can swim to the eggs. In the hen, fertilisation happens inside the female's body, in the oviduct, before the hard shell forms around the egg. In the cow, fertilisation also happens inside the female's body. Both are internal fertilisation. (b) The frog and the hen are oviparous, because they lay eggs and the young develop in the eggs outside the mother's body. The cow is viviparous: the young develops inside the mother and is born alive. Ovoviviparous animals, such as some snakes, keep the eggs inside the body and the eggs hatch inside the mother. None of the frog, hen or cow is ovoviviparous. (c) In water, fertilisation is by chance. Many eggs are not reached by sperm, and the eggs and tadpoles are unprotected, so many are lost. Producing thousands of eggs makes it likely that some survive to become adults. In the cow, fertilisation happens inside the body, the gametes are protected, the embryo is protected and fed for months, and the mother cares for the calf. Losses are small, so one calf is enough.</w:t>
+              <w:t xml:space="preserve">(a) Frogs (and fish) use external fertilisation: the eggs and sperm meet in the water outside the body. Hens and cows use internal fertilisation: the sperm meets the egg inside the female's body. (b) The hen is oviparous: it lays hard-shelled eggs and the young develop in the egg outside the mother. Frogs and fish are also oviparous: they lay eggs (the frog's are jelly-covered) in water, and fertilisation is external. The cow is viviparous: the young develop inside the mother and she gives birth to a live calf. The snake is ovoviviparous: the eggs are kept inside the mother's body and hatch there, so the young are born alive, but they are not nourished by the mother as a calf is. (c) In external fertilisation, eggs and sperm are released into open water in the Lake Victoria wetlands. Many eggs are not fertilised, are eaten by predators or are washed away, and there is little or no parental care. So the frog needs to release thousands of eggs so that a few offspring survive. In the cow, fertilisation happens inside the body, so the gametes are protected and meet reliably. The embryo is protected and fed during months of internal development and the mother cares for the calf after birth. Few losses occur, so one calf is enough. External fertilisation needs water and gives many eggs, while internal fertilisation on land protects fewer offspring.</w:t>
             </w:r>
           </w:p>
         </w:tc>
@@ -412,7 +412,7 @@
                 <w:sz w:val="22"/>
                 <w:szCs w:val="22"/>
               </w:rPr>
-              <w:t xml:space="preserve">Part 2: Built for Reproduction – Structure and Function</w:t>
+              <w:t xml:space="preserve">Part 2: Structure and Function in Mammals</w:t>
             </w:r>
           </w:p>
         </w:tc>
@@ -446,7 +446,7 @@
                 <w:sz w:val="18"/>
                 <w:szCs w:val="18"/>
               </w:rPr>
-              <w:t xml:space="preserve">(a) From your dissection of a small mammal (or the annotated photographs, models and charts), name the parts of the male system that a sperm passes through, and the main parts of the female system. (b) State what the testes and ovaries do, where fertilisation occurs, and the role of the uterus. (c) Describe the structure of a sperm cell and of an ovum, and explain how each structure helps the cell to do its job (movement, protection or fusion).</w:t>
+              <w:t xml:space="preserve">In Lessons 2 and 3 you dissected a small mammal and studied sperm and ovum slides. (a) Name the parts of the female reproductive system you identified and state the job of the ovaries, the oviduct and the uterus. (b) Describe two structural features of a sperm cell and two of an ovum, and explain how each helps fertilisation. (c) Explain how these structures help a cow, or a human, produce one well-protected offspring rather than thousands of eggs.</w:t>
             </w:r>
           </w:p>
         </w:tc>
@@ -478,7 +478,7 @@
                 <w:sz w:val="18"/>
                 <w:szCs w:val="18"/>
               </w:rPr>
-              <w:t xml:space="preserve">(a) In the male, sperm are made in the testes and pass through the epididymis, the sperm duct and the urethra. In the female, the parts are the ovaries, the oviducts, the uterus, the cervix and the vagina. (b) The testes and ovaries produce gametes (sperm and ova). The tubes transport them. Fertilisation occurs in the oviduct. The uterus is muscular and has a good blood supply, so it can hold and support the developing embryo for months. This protected internal development supports the few offspring of mammals such as the cow. (c) The sperm is small and has a tail for swimming. It has many mitochondria that release energy for movement, and an acrosome at the head, which helps the sperm to fuse with the ovum. The ovum is much larger than the sperm. It has food reserves in its cytoplasm to feed the early embryo, and a jelly coat around it that gives protection. Both carry a nucleus with half the genetic material, which join at fertilisation.</w:t>
+              <w:t xml:space="preserve">(a) In the female we identified the ovaries, oviducts, uterus, cervix and vagina. The ovaries produce the gametes (ova). The oviduct carries the ovum and is where fertilisation occurs. The uterus is muscular and has a rich blood supply, so it supports the developing embryo. (b) Sperm: the tail (flagellum) lets it swim towards the ovum, and the many mitochondria in the middle section supply the energy for movement. The acrosome at the head holds enzymes that help it get through the ovum's protective layers to fuse with it. Ovum: it is large and has food reserves to feed the early embryo, and it is surrounded by a protective outer layer that protects it. (c) In mammals the testes and ovaries make gametes, the tubes carry them, and fertilisation happens safely inside the oviduct, so the gametes are not lost to the environment as in frog spawn. The embryo then develops in the uterus, which is muscular and well supplied with blood. Because the gametes and embryo are protected inside the body for months, only a few offspring are needed, unlike the frog's thousands of eggs in the open water. Humans make very few ova compared to the numbers of eggs a frog makes.</w:t>
             </w:r>
           </w:p>
         </w:tc>
@@ -539,7 +539,7 @@
                 <w:sz w:val="22"/>
                 <w:szCs w:val="22"/>
               </w:rPr>
-              <w:t xml:space="preserve">Part 3: Hormonal Conductors – Cycle, Pregnancy and Birth</w:t>
+              <w:t xml:space="preserve">Part 3: Hormones Control Release and Pregnancy</w:t>
             </w:r>
           </w:p>
         </w:tc>
@@ -573,7 +573,7 @@
                 <w:sz w:val="18"/>
                 <w:szCs w:val="18"/>
               </w:rPr>
-              <w:t xml:space="preserve">(a) Describe how FSH, LH, oestrogen and progesterone change during a 28-day menstrual cycle and what each does. Include what happens near Day 14. (b) Explain how feedback between the pituitary gland and the ovaries helps control the timing of egg release, and compare this with the frog's release of eggs. (c) Explain how hormones and the placenta support the baby if fertilisation occurs, from implantation to birth and lactation. Include hCG, progesterone, oxytocin and prolactin. (d) Suggest what could happen if a hormone is undersecreted or oversecreted.</w:t>
+              <w:t xml:space="preserve">(a) Using the hormone graphs from Lesson 4, describe how FSH, LH, oestrogen and progesterone change during a 28-day menstrual cycle and what each does. (b) Explain why a woman usually releases one egg per month. Use the idea of feedback in your answer. (c) Describe what happens to hormones and body structures if fertilisation occurs, including the roles of hCG, the placenta, oxytocin and prolactin.</w:t>
             </w:r>
           </w:p>
         </w:tc>
@@ -605,7 +605,7 @@
                 <w:sz w:val="18"/>
                 <w:szCs w:val="18"/>
               </w:rPr>
-              <w:t xml:space="preserve">(a) The pituitary gland releases FSH early in the cycle, which stimulates a follicle in the ovary to develop. The developing follicle makes oestrogen, which rises and builds up the uterine lining. Near Day 14 there is a sharp surge of LH, and ovulation (release of the egg) follows shortly after the LH peak. After ovulation, progesterone rises in the second half of the cycle and maintains the thickened uterine lining. If there is no pregnancy, progesterone falls and menstruation follows. (b) The pituitary hormones (FSH and LH) and the ovarian hormones (oestrogen and progesterone) interact through negative and positive feedback. This feedback times follicle development, the LH surge and ovulation, and prepares the uterine lining. In women, hormone feedback controls when an egg is released, and usually one egg is released each month. Frogs, in contrast, rely on releasing large numbers of eggs into water. (c) If fertilisation occurs, the embryo implants in the uterine wall. It produces hCG, which keeps the corpus luteum making progesterone, so the lining is maintained and there is no menstruation. The placenta forms and the umbilical cord links the baby to it. The placenta exchanges oxygen, nutrients and wastes between mother and baby without mixing their blood, and it also produces hormones. At birth, oxytocin causes strong uterine contractions. After birth, prolactin stimulates milk production (lactation). (d) Too little or too much of a hormone can disrupt follicle development, ovulation or the regularity of the cycle, and can make natural pregnancy difficult. Knowing this helps to clear up myths and to manage menstrual health.</w:t>
+              <w:t xml:space="preserve">(a) FSH rises early in the cycle and stimulates a follicle in the ovary to develop. The developing follicle makes oestrogen, which rises before a sharp LH surge near Day 14. The LH surge causes ovulation shortly after the LH peak. After ovulation, progesterone rises in the second half of the cycle and keeps the uterine lining thick and ready for an embryo. If there is no pregnancy, progesterone falls before menstruation and the lining is shed. (b) The pituitary gland (FSH and LH) and the ovaries (oestrogen and progesterone) control each other by feedback. Negative feedback keeps hormone levels in balance: rising oestrogen and progesterone reduce FSH, so the stimulation that supports follicle development falls and usually only the one follicle that is furthest ahead keeps maturing. When the oestrogen level from that follicle is high for several days, it switches to positive feedback and produces the LH surge near Day 14, which triggers ovulation of that single follicle. These loops time the maturing of a single follicle and one ovulation, so usually only one egg is released at a time. Imbalances in these hormones can disrupt ovulation and the cycle. (c) If fertilisation occurs, the embryo implants in the uterine wall. The embryo makes the hormone hCG, which keeps the corpus luteum making progesterone so the lining is not lost. The placenta then forms. It exchanges oxygen, nutrients and wastes between mother and baby without the two bloods mixing; the umbilical cord only carries blood between the baby and the placenta. The placenta also makes hormones (progesterone and oestrogen) to support pregnancy. At birth, oxytocin strengthens the contractions of the uterus during labour, and prolactin brings about lactation (milk production).</w:t>
             </w:r>
           </w:p>
         </w:tc>
@@ -666,7 +666,7 @@
                 <w:sz w:val="22"/>
                 <w:szCs w:val="22"/>
               </w:rPr>
-              <w:t xml:space="preserve">Part 4: When Reproduction Fails – IVF, Surrogacy and Sperm Banking</w:t>
+              <w:t xml:space="preserve">Part 4: When Reproduction Fails - IVF, Surrogacy and Sperm Banking</w:t>
             </w:r>
           </w:p>
         </w:tc>
@@ -700,7 +700,7 @@
                 <w:sz w:val="18"/>
                 <w:szCs w:val="18"/>
               </w:rPr>
-              <w:t xml:space="preserve">(a) Many people think that IVF babies grow wholly in a test tube. Use what you learned to decide whether this is correct and explain what happens in IVF and where the baby develops. (b) For each of the couples in the case studies, say which technology (IVF, surrogacy or sperm banking) could help and why: blocked fallopian tubes (Nakuru), low sperm count (Kisumu), hormonal imbalance (Eldoret), sperm storage before cancer treatment (Nairobi), absent uterus (Mombasa). (c) Describe one ethical issue that must be considered.</w:t>
+              <w:t xml:space="preserve">Some people say that IVF babies grow wholly in a test tube. (a) Using what you learned in Lesson 6, explain whether this statement is correct, and describe what happens in IVF and where the baby develops. (b) Choose TWO of the case-study couples (Nakuru, Kisumu, Eldoret, Nairobi or Mombasa) and explain which technology helps each one and why. (c) Give one ethical issue raised in our debate and explain why both parents should share informed decisions.</w:t>
             </w:r>
           </w:p>
         </w:tc>
@@ -732,7 +732,7 @@
                 <w:sz w:val="18"/>
                 <w:szCs w:val="18"/>
               </w:rPr>
-              <w:t xml:space="preserve">(a) The idea is not correct. In IVF, an egg and sperm are brought together in a dish, so fertilisation happens outside the body, like external fertilisation in frogs. However, the embryo is then transferred to the uterus, where it implants and develops with the help of hormones and the placenta, as in natural pregnancy. The baby does not grow wholly in a test tube. (b) Blocked tubes (Nakuru): IVF, because fertilisation takes place in a dish, bypassing the blocked tubes, and the embryo is then placed in the uterus. Low sperm count (Kisumu): IVF, because sperm and eggs are brought together in a dish, which gives the sperm a better chance of reaching and fertilising an egg than in the body. Hormonal imbalance (Eldoret): IVF with hormone treatment, because hormones are used to help the eggs mature and be collected, and the embryo is then transferred to the uterus. Cancer treatment (Nairobi): sperm banking, which stores sperm before treatment so the man can use them later. Absent uterus (Mombasa): surrogacy, where another woman carries the embryo, because the embryo needs a uterus to develop. (c) Ethical issues include cost and fair access (many families cannot afford it), consent of everyone involved, and cultural beliefs. Decisions about reproductive health should be shared and informed, by both parents.</w:t>
+              <w:t xml:space="preserve">(a) The statement is not correct. In IVF, fertilisation happens in a dish outside the body, but the embryo is then transferred to the uterus and develops there. The baby still needs the uterus, the placenta and hormones to develop. Hormone treatment is often used in IVF to help the ovaries release eggs. Humans use IVF to replace the step that fails, in a similar way to animals that have different strategies to make sure fertilisation and development succeed. (b) The couple in Nakuru have blocked fallopian tubes, so the sperm and egg cannot meet in the oviduct. IVF solves this because fertilisation takes place in a dish and the embryo is placed in the uterus, avoiding the blocked tubes. The man in Nairobi needs cancer treatment that could damage his sperm, so sperm banking lets him store sperm before treatment to use later. (Other correct pairings: absent uterus in Mombasa, surrogacy, in which another woman carries the embryo; low sperm count in Kisumu, IVF; hormonal imbalance in Eldoret, hormone treatment with IVF.) (c) Ethical issues include cost, consent, access and culture, for example whether families in rural areas can afford IVF, or the consent needed from the surrogate and the couple. Shared decisions matter because reproduction involves both partners, and informed, respectful choices based on accurate knowledge protect the health and rights of everyone involved.</w:t>
             </w:r>
           </w:p>
         </w:tc>
@@ -793,7 +793,7 @@
                 <w:sz w:val="22"/>
                 <w:szCs w:val="22"/>
               </w:rPr>
-              <w:t xml:space="preserve">Part 5: Putting It All Together</w:t>
+              <w:t xml:space="preserve">Part 5: Our Final Explanation</w:t>
             </w:r>
           </w:p>
         </w:tc>
@@ -827,7 +827,7 @@
                 <w:sz w:val="18"/>
                 <w:szCs w:val="18"/>
               </w:rPr>
-              <w:t xml:space="preserve">Write a final answer of about 8 to 10 sentences to the driving question: How do different animals ensure successful fertilisation and development of offspring, and how can science assist when human reproduction fails? Include (1) external and internal fertilisation, with the frog, hen and cow as examples, (2) the role of structure and hormones in humans, (3) the role of biotechnology, and (4) how your thinking has changed since Lesson 1.</w:t>
+              <w:t xml:space="preserve">Write a connected Final Explanation (one or two paragraphs) that answers the driving question: How do different animals ensure successful fertilisation and development of offspring, and how can science assist when human reproduction fails? Use the frog, hen and cow, the structure of human reproductive systems and gametes, hormones, and IVF or surrogacy or sperm banking in your answer. Then say how your thinking has changed since your first model in Lesson 1.</w:t>
             </w:r>
           </w:p>
         </w:tc>
@@ -859,7 +859,7 @@
                 <w:sz w:val="18"/>
                 <w:szCs w:val="18"/>
               </w:rPr>
-              <w:t xml:space="preserve">Animals ensure successful reproduction with strategies that suit their environment. Frogs and fish in water, such as those near Kisumu and the Lake Victoria wetlands, use external fertilisation and release thousands of eggs, because many are lost to chance. Hens, cows and humans use internal fertilisation, which protects the gametes and the young, so cows and humans need to produce fewer offspring. In humans, the tailed sperm swims and has an acrosome, the larger ovum has food reserves, fertilisation happens in the oviduct, and the uterus supports the embryo. FSH, LH, oestrogen and progesterone work through feedback to time ovulation, and after implantation hCG, progesterone, the placenta, oxytocin and prolactin sustain pregnancy, birth and lactation. When this natural pathway fails, IVF, surrogacy and sperm banking can replace or bypass the failed step, but the embryo still develops in the uterus, so the baby does not grow wholly in a test tube. At first I thought IVF babies grow wholly in a test tube, but now I know that only fertilisation happens in the dish. I can also explain why frogs need thousands of eggs while a cow bears one calf. I understand that these technologies raise questions of cost, consent and culture, and that both parents should share informed decisions.</w:t>
+              <w:t xml:space="preserve">Animals ensure successful reproduction using different strategies that suit their environment. Frogs and fish living in water use external fertilisation and release thousands of eggs and sperm into water, because many are lost to predators and the environment and there is little parental care. Hens, cows and humans use internal fertilisation. The hen is oviparous and lays shelled eggs, while the cow is viviparous and bears a live calf after months inside the mother. Internal fertilisation protects the gametes and offspring, so fewer offspring are needed. In mammals, specialised structures make this work: the testes and ovaries make sperm and ova, tubes carry them, fertilisation takes place in the oviduct, and the muscular uterus supports the embryo. A sperm has a tail, mitochondria and an acrosome for movement and fusion, and the ovum has food reserves and protective layers. Hormones control the process: FSH and LH from the pituitary and oestrogen and progesterone from the ovaries work through feedback to time the release of usually one egg a month and to prepare the uterine lining. If fertilisation occurs, hCG, the placenta and progesterone sustain the pregnancy, and oxytocin and prolactin control birth and lactation. When natural reproduction fails, science can help: IVF fertilises eggs in a dish but the embryo is placed in the uterus, so babies do not grow wholly in a test tube; surrogacy helps when a woman has no uterus; and sperm banking stores sperm. These raise ethical questions about cost, consent and access, so couples should make shared, informed decisions. At the start I only compared eggs and live birth; now I can link environment, structure, hormones and biotechnology to explain the whole process.</w:t>
             </w:r>
           </w:p>
         </w:tc>
@@ -1086,7 +1086,7 @@
                 <w:sz w:val="18"/>
                 <w:szCs w:val="18"/>
               </w:rPr>
-              <w:t xml:space="preserve">Comparing animal strategies</w:t>
+              <w:t xml:space="preserve">Comparing fertilisation strategies</w:t>
             </w:r>
           </w:p>
         </w:tc>
@@ -1118,7 +1118,7 @@
                 <w:sz w:val="18"/>
                 <w:szCs w:val="18"/>
               </w:rPr>
-              <w:t xml:space="preserve">Accurately explains external and internal fertilisation and the oviparous, viviparous and ovoviviparous types with the frog, hen and cow, and links the number of offspring to the site of fertilisation, losses and parental care.</w:t>
+              <w:t xml:space="preserve">Correctly names external and internal fertilisation and oviparous, viviparous and ovoviviparous types, and explains the number of offspring using the site of fertilisation, losses and parental care, with frog, hen and cow evidence.</w:t>
             </w:r>
           </w:p>
         </w:tc>
@@ -1150,7 +1150,7 @@
                 <w:sz w:val="18"/>
                 <w:szCs w:val="18"/>
               </w:rPr>
-              <w:t xml:space="preserve">Correctly describes the types of fertilisation and development with examples, but the link to the number of offspring is only partly explained.</w:t>
+              <w:t xml:space="preserve">Names the types of fertilisation and gives a reasonable explanation of why frogs have more eggs than cows, with limited use of evidence.</w:t>
             </w:r>
           </w:p>
         </w:tc>
@@ -1182,7 +1182,7 @@
                 <w:sz w:val="18"/>
                 <w:szCs w:val="18"/>
               </w:rPr>
-              <w:t xml:space="preserve">Names some types or examples but with errors, or does not explain why frogs need thousands of eggs and a cow only one calf.</w:t>
+              <w:t xml:space="preserve">Mixes up the types or gives only a statement that frogs lay more eggs, without a reason.</w:t>
             </w:r>
           </w:p>
         </w:tc>
@@ -1248,7 +1248,7 @@
                 <w:sz w:val="18"/>
                 <w:szCs w:val="18"/>
               </w:rPr>
-              <w:t xml:space="preserve">Correctly names the reproductive parts and explains how the sperm, ovum, oviduct and uterus are adapted to their functions, using evidence from the dissection and slides.</w:t>
+              <w:t xml:space="preserve">Accurately links reproductive organs and the structures of sperm and ovum (tail, mitochondria, acrosome, protective layers, food reserves) to their functions and to the protection of few offspring.</w:t>
             </w:r>
           </w:p>
         </w:tc>
@@ -1280,7 +1280,7 @@
                 <w:sz w:val="18"/>
                 <w:szCs w:val="18"/>
               </w:rPr>
-              <w:t xml:space="preserve">Names most parts and describes functions correctly, with limited explanation of how structure suits function.</w:t>
+              <w:t xml:space="preserve">Names most structures and gives correct functions for some of them.</w:t>
             </w:r>
           </w:p>
         </w:tc>
@@ -1312,7 +1312,7 @@
                 <w:sz w:val="18"/>
                 <w:szCs w:val="18"/>
               </w:rPr>
-              <w:t xml:space="preserve">Names few parts or confuses their functions.</w:t>
+              <w:t xml:space="preserve">Lists some structures without functions or with several errors.</w:t>
             </w:r>
           </w:p>
         </w:tc>
@@ -1378,7 +1378,7 @@
                 <w:sz w:val="18"/>
                 <w:szCs w:val="18"/>
               </w:rPr>
-              <w:t xml:space="preserve">Clearly explains the roles and timing of FSH, LH, oestrogen and progesterone, feedback loops, and the roles of hCG, the placenta, oxytocin and prolactin, including the effects of imbalance.</w:t>
+              <w:t xml:space="preserve">Accurately describes the changes in FSH, LH, oestrogen and progesterone, explains single ovulation through feedback, and explains hCG, the placenta, oxytocin and prolactin in pregnancy and birth.</w:t>
             </w:r>
           </w:p>
         </w:tc>
@@ -1410,7 +1410,7 @@
                 <w:sz w:val="18"/>
                 <w:szCs w:val="18"/>
               </w:rPr>
-              <w:t xml:space="preserve">Describes most hormones and their roles correctly but does not fully explain feedback or the pregnancy stages.</w:t>
+              <w:t xml:space="preserve">Describes the main hormone changes and their roles with minor gaps in feedback or pregnancy hormones.</w:t>
             </w:r>
           </w:p>
         </w:tc>
@@ -1442,7 +1442,7 @@
                 <w:sz w:val="18"/>
                 <w:szCs w:val="18"/>
               </w:rPr>
-              <w:t xml:space="preserve">Mentions hormones without correct roles or sequence.</w:t>
+              <w:t xml:space="preserve">Names a few hormones with unclear or incorrect roles.</w:t>
             </w:r>
           </w:p>
         </w:tc>
@@ -1476,7 +1476,7 @@
                 <w:sz w:val="18"/>
                 <w:szCs w:val="18"/>
               </w:rPr>
-              <w:t xml:space="preserve">Biotechnology and ethics</w:t>
+              <w:t xml:space="preserve">Reproductive biotechnology and ethics</w:t>
             </w:r>
           </w:p>
         </w:tc>
@@ -1508,7 +1508,7 @@
                 <w:sz w:val="18"/>
                 <w:szCs w:val="18"/>
               </w:rPr>
-              <w:t xml:space="preserve">Matches IVF, surrogacy and sperm banking to the specific causes of infertility, corrects the test-tube misconception and discusses ethical issues with reasoning.</w:t>
+              <w:t xml:space="preserve">Explains that the baby does not grow wholly in a test tube, matches technologies to specific causes of infertility, and discusses ethical issues and shared decisions clearly.</w:t>
             </w:r>
           </w:p>
         </w:tc>
@@ -1540,7 +1540,7 @@
                 <w:sz w:val="18"/>
                 <w:szCs w:val="18"/>
               </w:rPr>
-              <w:t xml:space="preserve">Explains the technologies correctly and mentions one ethical issue with little reasoning.</w:t>
+              <w:t xml:space="preserve">Explains IVF, surrogacy or sperm banking correctly and mentions an ethical issue.</w:t>
             </w:r>
           </w:p>
         </w:tc>
@@ -1572,7 +1572,7 @@
                 <w:sz w:val="18"/>
                 <w:szCs w:val="18"/>
               </w:rPr>
-              <w:t xml:space="preserve">Describes technologies inaccurately or keeps the test-tube misconception.</w:t>
+              <w:t xml:space="preserve">Describes the technologies vaguely or believes the baby grows wholly in a test tube.</w:t>
             </w:r>
           </w:p>
         </w:tc>
@@ -1606,7 +1606,7 @@
                 <w:sz w:val="18"/>
                 <w:szCs w:val="18"/>
               </w:rPr>
-              <w:t xml:space="preserve">Communication and use of evidence</w:t>
+              <w:t xml:space="preserve">Quality of the Final Explanation</w:t>
             </w:r>
           </w:p>
         </w:tc>
@@ -1638,7 +1638,7 @@
                 <w:sz w:val="18"/>
                 <w:szCs w:val="18"/>
               </w:rPr>
-              <w:t xml:space="preserve">Writes a clear, well-organised answer using correct scientific terms and evidence from the lessons, and shows how thinking changed since Lesson 1.</w:t>
+              <w:t xml:space="preserve">A connected, well-organised explanation that answers the driving question, uses lesson evidence and scientific terms, and reflects on how the thinking has changed.</w:t>
             </w:r>
           </w:p>
         </w:tc>
@@ -1670,7 +1670,7 @@
                 <w:sz w:val="18"/>
                 <w:szCs w:val="18"/>
               </w:rPr>
-              <w:t xml:space="preserve">Writes a mostly clear answer with some scientific terms and some evidence.</w:t>
+              <w:t xml:space="preserve">A mostly complete explanation using some evidence and terms, with limited reflection.</w:t>
             </w:r>
           </w:p>
         </w:tc>
@@ -1702,7 +1702,7 @@
                 <w:sz w:val="18"/>
                 <w:szCs w:val="18"/>
               </w:rPr>
-              <w:t xml:space="preserve">Writes a brief or unclear answer with few scientific terms and little evidence.</w:t>
+              <w:t xml:space="preserve">Disconnected or incomplete statements that do not answer the driving question.</w:t>
             </w:r>
           </w:p>
         </w:tc>
@@ -1826,7 +1826,7 @@
         </w:rPr>
         <w:t xml:space="preserve">© 2026 SeaVuria and ARES. This work is licensed under a </w:t>
       </w:r>
-      <w:hyperlink w:history="1" r:id="rIdqkfz1g_rwwgsmb0w_gugg">
+      <w:hyperlink w:history="1" r:id="rIdlsbihrtlz80fhpp3anc6u">
         <w:r>
           <w:rPr>
             <w:rFonts w:ascii="Arial" w:cs="Arial" w:eastAsia="Arial" w:hAnsi="Arial"/>
@@ -1846,7 +1846,7 @@
         </w:rPr>
         <w:t xml:space="preserve"> (</w:t>
       </w:r>
-      <w:hyperlink w:history="1" r:id="rIdn6ol3cexncowwcxlwap5s">
+      <w:hyperlink w:history="1" r:id="rIdohqlkjuhnfjeyu1wm74_5">
         <w:r>
           <w:rPr>
             <w:rFonts w:ascii="Arial" w:cs="Arial" w:eastAsia="Arial" w:hAnsi="Arial"/>
@@ -1866,7 +1866,7 @@
         </w:rPr>
         <w:t xml:space="preserve">). To view a copy of this license, visit </w:t>
       </w:r>
-      <w:hyperlink w:history="1" r:id="rId6d-42ihcuk157vfsx8a9k">
+      <w:hyperlink w:history="1" r:id="rIdom6ccopt7odzeu4opuvg_">
         <w:r>
           <w:rPr>
             <w:rFonts w:ascii="Arial" w:cs="Arial" w:eastAsia="Arial" w:hAnsi="Arial"/>

--- a/data/outputs/v2/Grade11/Biology/Lesson_Plans/SS3.1_Reproduction_in_Animals/Biology_Reproduction_in_Animals_FinalExplanation_TeacherKey.docx
+++ b/data/outputs/v2/Grade11/Biology/Lesson_Plans/SS3.1_Reproduction_in_Animals/Biology_Reproduction_in_Animals_FinalExplanation_TeacherKey.docx
@@ -4,6 +4,7 @@
   <w:body>
     <w:p>
       <w:pPr>
+        <w:keepNext w:val="false"/>
         <w:spacing w:after="30" w:before="0"/>
         <w:jc w:val="center"/>
       </w:pPr>
@@ -23,6 +24,7 @@
     </w:p>
     <w:p>
       <w:pPr>
+        <w:keepNext w:val="false"/>
         <w:spacing w:after="60" w:before="0"/>
         <w:jc w:val="center"/>
       </w:pPr>
@@ -81,6 +83,7 @@
           </w:tcPr>
           <w:p>
             <w:pPr>
+              <w:keepNext w:val="false"/>
               <w:spacing w:after="40" w:before="0"/>
               <w:jc w:val="center"/>
             </w:pPr>
@@ -116,6 +119,7 @@
           </w:tcPr>
           <w:p>
             <w:pPr>
+              <w:keepNext w:val="false"/>
               <w:spacing w:after="40" w:before="0"/>
               <w:jc w:val="center"/>
             </w:pPr>
@@ -176,6 +180,7 @@
           </w:tcPr>
           <w:p>
             <w:pPr>
+              <w:keepNext w:val="false"/>
               <w:spacing w:after="40" w:before="0"/>
               <w:jc w:val="center"/>
             </w:pPr>
@@ -210,6 +215,7 @@
           </w:tcPr>
           <w:p>
             <w:pPr>
+              <w:keepNext w:val="false"/>
               <w:spacing w:after="40" w:before="0"/>
               <w:jc w:val="left"/>
             </w:pPr>
@@ -271,6 +277,7 @@
           </w:tcPr>
           <w:p>
             <w:pPr>
+              <w:keepNext/>
               <w:spacing w:after="40" w:before="0"/>
               <w:jc w:val="center"/>
             </w:pPr>
@@ -305,6 +312,7 @@
           </w:tcPr>
           <w:p>
             <w:pPr>
+              <w:keepNext w:val="false"/>
               <w:spacing w:after="40" w:before="0"/>
               <w:jc w:val="left"/>
             </w:pPr>
@@ -337,6 +345,7 @@
           </w:tcPr>
           <w:p>
             <w:pPr>
+              <w:keepNext w:val="false"/>
               <w:spacing w:after="40" w:before="0"/>
               <w:jc w:val="left"/>
             </w:pPr>
@@ -398,6 +407,7 @@
           </w:tcPr>
           <w:p>
             <w:pPr>
+              <w:keepNext/>
               <w:spacing w:after="40" w:before="0"/>
               <w:jc w:val="center"/>
             </w:pPr>
@@ -432,6 +442,7 @@
           </w:tcPr>
           <w:p>
             <w:pPr>
+              <w:keepNext w:val="false"/>
               <w:spacing w:after="40" w:before="0"/>
               <w:jc w:val="left"/>
             </w:pPr>
@@ -464,6 +475,7 @@
           </w:tcPr>
           <w:p>
             <w:pPr>
+              <w:keepNext w:val="false"/>
               <w:spacing w:after="40" w:before="0"/>
               <w:jc w:val="left"/>
             </w:pPr>
@@ -525,6 +537,7 @@
           </w:tcPr>
           <w:p>
             <w:pPr>
+              <w:keepNext/>
               <w:spacing w:after="40" w:before="0"/>
               <w:jc w:val="center"/>
             </w:pPr>
@@ -559,6 +572,7 @@
           </w:tcPr>
           <w:p>
             <w:pPr>
+              <w:keepNext w:val="false"/>
               <w:spacing w:after="40" w:before="0"/>
               <w:jc w:val="left"/>
             </w:pPr>
@@ -591,6 +605,7 @@
           </w:tcPr>
           <w:p>
             <w:pPr>
+              <w:keepNext w:val="false"/>
               <w:spacing w:after="40" w:before="0"/>
               <w:jc w:val="left"/>
             </w:pPr>
@@ -652,6 +667,7 @@
           </w:tcPr>
           <w:p>
             <w:pPr>
+              <w:keepNext/>
               <w:spacing w:after="40" w:before="0"/>
               <w:jc w:val="center"/>
             </w:pPr>
@@ -686,6 +702,7 @@
           </w:tcPr>
           <w:p>
             <w:pPr>
+              <w:keepNext w:val="false"/>
               <w:spacing w:after="40" w:before="0"/>
               <w:jc w:val="left"/>
             </w:pPr>
@@ -718,6 +735,7 @@
           </w:tcPr>
           <w:p>
             <w:pPr>
+              <w:keepNext w:val="false"/>
               <w:spacing w:after="40" w:before="0"/>
               <w:jc w:val="left"/>
             </w:pPr>
@@ -779,6 +797,7 @@
           </w:tcPr>
           <w:p>
             <w:pPr>
+              <w:keepNext/>
               <w:spacing w:after="40" w:before="0"/>
               <w:jc w:val="center"/>
             </w:pPr>
@@ -813,6 +832,7 @@
           </w:tcPr>
           <w:p>
             <w:pPr>
+              <w:keepNext w:val="false"/>
               <w:spacing w:after="40" w:before="0"/>
               <w:jc w:val="left"/>
             </w:pPr>
@@ -845,6 +865,7 @@
           </w:tcPr>
           <w:p>
             <w:pPr>
+              <w:keepNext w:val="false"/>
               <w:spacing w:after="40" w:before="0"/>
               <w:jc w:val="left"/>
             </w:pPr>
@@ -908,6 +929,7 @@
           </w:tcPr>
           <w:p>
             <w:pPr>
+              <w:keepNext w:val="false"/>
               <w:spacing w:after="40" w:before="0"/>
               <w:jc w:val="center"/>
             </w:pPr>
@@ -942,6 +964,7 @@
           </w:tcPr>
           <w:p>
             <w:pPr>
+              <w:keepNext w:val="false"/>
               <w:spacing w:after="40" w:before="0"/>
               <w:jc w:val="left"/>
             </w:pPr>
@@ -974,6 +997,7 @@
           </w:tcPr>
           <w:p>
             <w:pPr>
+              <w:keepNext w:val="false"/>
               <w:spacing w:after="40" w:before="0"/>
               <w:jc w:val="left"/>
             </w:pPr>
@@ -1006,6 +1030,7 @@
           </w:tcPr>
           <w:p>
             <w:pPr>
+              <w:keepNext w:val="false"/>
               <w:spacing w:after="40" w:before="0"/>
               <w:jc w:val="left"/>
             </w:pPr>
@@ -1038,6 +1063,7 @@
           </w:tcPr>
           <w:p>
             <w:pPr>
+              <w:keepNext w:val="false"/>
               <w:spacing w:after="40" w:before="0"/>
               <w:jc w:val="left"/>
             </w:pPr>
@@ -1072,6 +1098,7 @@
           </w:tcPr>
           <w:p>
             <w:pPr>
+              <w:keepNext w:val="false"/>
               <w:spacing w:after="40" w:before="0"/>
               <w:jc w:val="left"/>
             </w:pPr>
@@ -1104,6 +1131,7 @@
           </w:tcPr>
           <w:p>
             <w:pPr>
+              <w:keepNext w:val="false"/>
               <w:spacing w:after="40" w:before="0"/>
               <w:jc w:val="left"/>
             </w:pPr>
@@ -1136,6 +1164,7 @@
           </w:tcPr>
           <w:p>
             <w:pPr>
+              <w:keepNext w:val="false"/>
               <w:spacing w:after="40" w:before="0"/>
               <w:jc w:val="left"/>
             </w:pPr>
@@ -1168,6 +1197,7 @@
           </w:tcPr>
           <w:p>
             <w:pPr>
+              <w:keepNext w:val="false"/>
               <w:spacing w:after="40" w:before="0"/>
               <w:jc w:val="left"/>
             </w:pPr>
@@ -1202,6 +1232,7 @@
           </w:tcPr>
           <w:p>
             <w:pPr>
+              <w:keepNext w:val="false"/>
               <w:spacing w:after="40" w:before="0"/>
               <w:jc w:val="left"/>
             </w:pPr>
@@ -1234,6 +1265,7 @@
           </w:tcPr>
           <w:p>
             <w:pPr>
+              <w:keepNext w:val="false"/>
               <w:spacing w:after="40" w:before="0"/>
               <w:jc w:val="left"/>
             </w:pPr>
@@ -1266,6 +1298,7 @@
           </w:tcPr>
           <w:p>
             <w:pPr>
+              <w:keepNext w:val="false"/>
               <w:spacing w:after="40" w:before="0"/>
               <w:jc w:val="left"/>
             </w:pPr>
@@ -1298,6 +1331,7 @@
           </w:tcPr>
           <w:p>
             <w:pPr>
+              <w:keepNext w:val="false"/>
               <w:spacing w:after="40" w:before="0"/>
               <w:jc w:val="left"/>
             </w:pPr>
@@ -1332,6 +1366,7 @@
           </w:tcPr>
           <w:p>
             <w:pPr>
+              <w:keepNext w:val="false"/>
               <w:spacing w:after="40" w:before="0"/>
               <w:jc w:val="left"/>
             </w:pPr>
@@ -1364,6 +1399,7 @@
           </w:tcPr>
           <w:p>
             <w:pPr>
+              <w:keepNext w:val="false"/>
               <w:spacing w:after="40" w:before="0"/>
               <w:jc w:val="left"/>
             </w:pPr>
@@ -1396,6 +1432,7 @@
           </w:tcPr>
           <w:p>
             <w:pPr>
+              <w:keepNext w:val="false"/>
               <w:spacing w:after="40" w:before="0"/>
               <w:jc w:val="left"/>
             </w:pPr>
@@ -1428,6 +1465,7 @@
           </w:tcPr>
           <w:p>
             <w:pPr>
+              <w:keepNext w:val="false"/>
               <w:spacing w:after="40" w:before="0"/>
               <w:jc w:val="left"/>
             </w:pPr>
@@ -1462,6 +1500,7 @@
           </w:tcPr>
           <w:p>
             <w:pPr>
+              <w:keepNext w:val="false"/>
               <w:spacing w:after="40" w:before="0"/>
               <w:jc w:val="left"/>
             </w:pPr>
@@ -1494,6 +1533,7 @@
           </w:tcPr>
           <w:p>
             <w:pPr>
+              <w:keepNext w:val="false"/>
               <w:spacing w:after="40" w:before="0"/>
               <w:jc w:val="left"/>
             </w:pPr>
@@ -1526,6 +1566,7 @@
           </w:tcPr>
           <w:p>
             <w:pPr>
+              <w:keepNext w:val="false"/>
               <w:spacing w:after="40" w:before="0"/>
               <w:jc w:val="left"/>
             </w:pPr>
@@ -1558,6 +1599,7 @@
           </w:tcPr>
           <w:p>
             <w:pPr>
+              <w:keepNext w:val="false"/>
               <w:spacing w:after="40" w:before="0"/>
               <w:jc w:val="left"/>
             </w:pPr>
@@ -1592,6 +1634,7 @@
           </w:tcPr>
           <w:p>
             <w:pPr>
+              <w:keepNext w:val="false"/>
               <w:spacing w:after="40" w:before="0"/>
               <w:jc w:val="left"/>
             </w:pPr>
@@ -1624,6 +1667,7 @@
           </w:tcPr>
           <w:p>
             <w:pPr>
+              <w:keepNext w:val="false"/>
               <w:spacing w:after="40" w:before="0"/>
               <w:jc w:val="left"/>
             </w:pPr>
@@ -1656,6 +1700,7 @@
           </w:tcPr>
           <w:p>
             <w:pPr>
+              <w:keepNext w:val="false"/>
               <w:spacing w:after="40" w:before="0"/>
               <w:jc w:val="left"/>
             </w:pPr>
@@ -1688,6 +1733,7 @@
           </w:tcPr>
           <w:p>
             <w:pPr>
+              <w:keepNext w:val="false"/>
               <w:spacing w:after="40" w:before="0"/>
               <w:jc w:val="left"/>
             </w:pPr>
@@ -1826,7 +1872,7 @@
         </w:rPr>
         <w:t xml:space="preserve">© 2026 SeaVuria and ARES. This work is licensed under a </w:t>
       </w:r>
-      <w:hyperlink w:history="1" r:id="rIdlsbihrtlz80fhpp3anc6u">
+      <w:hyperlink w:history="1" r:id="rIdx9rwga94plqx0ze_7yl9c">
         <w:r>
           <w:rPr>
             <w:rFonts w:ascii="Arial" w:cs="Arial" w:eastAsia="Arial" w:hAnsi="Arial"/>
@@ -1846,7 +1892,7 @@
         </w:rPr>
         <w:t xml:space="preserve"> (</w:t>
       </w:r>
-      <w:hyperlink w:history="1" r:id="rIdohqlkjuhnfjeyu1wm74_5">
+      <w:hyperlink w:history="1" r:id="rIdymotopbkfru2_rwzyeev2">
         <w:r>
           <w:rPr>
             <w:rFonts w:ascii="Arial" w:cs="Arial" w:eastAsia="Arial" w:hAnsi="Arial"/>
@@ -1866,7 +1912,7 @@
         </w:rPr>
         <w:t xml:space="preserve">). To view a copy of this license, visit </w:t>
       </w:r>
-      <w:hyperlink w:history="1" r:id="rIdom6ccopt7odzeu4opuvg_">
+      <w:hyperlink w:history="1" r:id="rIdryjzjvtbf-fpv5oj8qqtm">
         <w:r>
           <w:rPr>
             <w:rFonts w:ascii="Arial" w:cs="Arial" w:eastAsia="Arial" w:hAnsi="Arial"/>

--- a/data/outputs/v2/Grade11/Biology/Lesson_Plans/SS3.1_Reproduction_in_Animals/Biology_Reproduction_in_Animals_FinalExplanation_TeacherKey.docx
+++ b/data/outputs/v2/Grade11/Biology/Lesson_Plans/SS3.1_Reproduction_in_Animals/Biology_Reproduction_in_Animals_FinalExplanation_TeacherKey.docx
@@ -1872,7 +1872,7 @@
         </w:rPr>
         <w:t xml:space="preserve">© 2026 SeaVuria and ARES. This work is licensed under a </w:t>
       </w:r>
-      <w:hyperlink w:history="1" r:id="rIdx9rwga94plqx0ze_7yl9c">
+      <w:hyperlink w:history="1" r:id="rIdgxaoo_7uapup1rmnkyasf">
         <w:r>
           <w:rPr>
             <w:rFonts w:ascii="Arial" w:cs="Arial" w:eastAsia="Arial" w:hAnsi="Arial"/>
@@ -1892,7 +1892,7 @@
         </w:rPr>
         <w:t xml:space="preserve"> (</w:t>
       </w:r>
-      <w:hyperlink w:history="1" r:id="rIdymotopbkfru2_rwzyeev2">
+      <w:hyperlink w:history="1" r:id="rIdoc2zzutzodhhghkyk94ry">
         <w:r>
           <w:rPr>
             <w:rFonts w:ascii="Arial" w:cs="Arial" w:eastAsia="Arial" w:hAnsi="Arial"/>
@@ -1912,7 +1912,7 @@
         </w:rPr>
         <w:t xml:space="preserve">). To view a copy of this license, visit </w:t>
       </w:r>
-      <w:hyperlink w:history="1" r:id="rIdryjzjvtbf-fpv5oj8qqtm">
+      <w:hyperlink w:history="1" r:id="rIdrjkloh3nqz8sdr7w1vc-h">
         <w:r>
           <w:rPr>
             <w:rFonts w:ascii="Arial" w:cs="Arial" w:eastAsia="Arial" w:hAnsi="Arial"/>
